--- a/public/manuals/EasyAccountsERP_User_Manual_EN.docx
+++ b/public/manuals/EasyAccountsERP_User_Manual_EN.docx
@@ -1271,6 +1271,22 @@
     </w:p>
     <w:p>
       <w:pPr>
+        <w:pStyle w:val="ListParagraph"/>
+        <w:numPr>
+          <w:ilvl w:val="0"/>
+          <w:numId w:val="1"/>
+        </w:numPr>
+        <w:spacing w:after="60"/>
+      </w:pPr>
+      <w:r>
+        <w:rPr>
+          <w:rFonts w:ascii="Calibri" w:cs="Calibri" w:eastAsia="Calibri" w:hAnsi="Calibri"/>
+        </w:rPr>
+        <w:t xml:space="preserve">If an account gets locked out after too many failed login attempts (see Login Security under Company Settings, Section 2.3), an administrator can restore access immediately with "Unlock Now" on that user’s edit page.</w:t>
+      </w:r>
+    </w:p>
+    <w:p>
+      <w:pPr>
         <w:pStyle w:val="Heading2"/>
         <w:spacing w:after="160" w:before="300"/>
       </w:pPr>
@@ -1573,7 +1589,7 @@
           <w:bCs/>
           <w:color w:val="1F4E79"/>
         </w:rPr>
-        <w:t xml:space="preserve">Period Lock</w:t>
+        <w:t xml:space="preserve">Company Settings</w:t>
       </w:r>
     </w:p>
     <w:p>
@@ -1594,7 +1610,7 @@
           <w:rFonts w:ascii="Calibri" w:cs="Calibri" w:eastAsia="Calibri" w:hAnsi="Calibri"/>
           <w:color w:val="555555"/>
         </w:rPr>
-        <w:t xml:space="preserve">Accounting → Period Lock</w:t>
+        <w:t xml:space="preserve">Accounting → Company Settings</w:t>
       </w:r>
     </w:p>
     <w:p>
@@ -1636,7 +1652,7 @@
           <w:rFonts w:ascii="Calibri" w:cs="Calibri" w:eastAsia="Calibri" w:hAnsi="Calibri"/>
           <w:color w:val="555555"/>
         </w:rPr>
-        <w:t xml:space="preserve">Best set up once the Chart of Accounts and some initial journal entries exist, though technically it can be set at any time.</w:t>
+        <w:t xml:space="preserve">None to open the page itself; individual tabs are more useful once related data exists (e.g. Chart of Accounts before Period Lock, or a posted Invoice before generating a payment link).</w:t>
       </w:r>
     </w:p>
     <w:p>
@@ -1651,7 +1667,7 @@
           <w:i w:val="false"/>
           <w:iCs w:val="false"/>
         </w:rPr>
-        <w:t xml:space="preserve">Period Lock lets you "close" accounting records up to a chosen date, so past entries cannot be accidentally changed. It is typically used once an accounting period (a month or fiscal year) has been finalized.</w:t>
+        <w:t xml:space="preserve">This single page holds every company-wide configuration setting, organized into tabs: Company Logo, Email (SMTP), Payment Gateway, Login Security, IP Whitelist, Period Lock, and Document Numbering. A user with only settings.view can look but not change anything; settings.manage is required to save any tab.</w:t>
       </w:r>
     </w:p>
     <w:p>
@@ -1665,39 +1681,22 @@
           <w:b/>
           <w:bCs/>
         </w:rPr>
-        <w:t xml:space="preserve">Form fields</w:t>
-      </w:r>
-    </w:p>
-    <w:p>
-      <w:pPr>
-        <w:pStyle w:val="ListParagraph"/>
-        <w:numPr>
-          <w:ilvl w:val="0"/>
-          <w:numId w:val="1"/>
-        </w:numPr>
-        <w:spacing w:after="60"/>
-      </w:pPr>
-      <w:r>
-        <w:rPr>
-          <w:rFonts w:ascii="Calibri" w:cs="Calibri" w:eastAsia="Calibri" w:hAnsi="Calibri"/>
-        </w:rPr>
-        <w:t xml:space="preserve">Locked Through Date — all entries on or before this date are locked</w:t>
-      </w:r>
-    </w:p>
-    <w:p>
-      <w:pPr>
-        <w:pStyle w:val="ListParagraph"/>
-        <w:numPr>
-          <w:ilvl w:val="0"/>
-          <w:numId w:val="1"/>
-        </w:numPr>
-        <w:spacing w:after="60"/>
-      </w:pPr>
-      <w:r>
-        <w:rPr>
-          <w:rFonts w:ascii="Calibri" w:cs="Calibri" w:eastAsia="Calibri" w:hAnsi="Calibri"/>
-        </w:rPr>
-        <w:t xml:space="preserve">A status banner showing the current lock state (read-only)</w:t>
+        <w:t xml:space="preserve">Company Logo</w:t>
+      </w:r>
+    </w:p>
+    <w:p>
+      <w:pPr>
+        <w:spacing w:after="120"/>
+      </w:pPr>
+      <w:r>
+        <w:rPr>
+          <w:rFonts w:ascii="Calibri" w:cs="Calibri" w:eastAsia="Calibri" w:hAnsi="Calibri"/>
+          <w:b w:val="false"/>
+          <w:bCs w:val="false"/>
+          <w:i w:val="false"/>
+          <w:iCs w:val="false"/>
+        </w:rPr>
+        <w:t xml:space="preserve">The logo shown on invoices, estimates, and other generated PDFs. Upload a PNG/JPG from the Company Logo tab; use "Remove" to delete it.</w:t>
       </w:r>
     </w:p>
     <w:p>
@@ -1711,71 +1710,22 @@
           <w:b/>
           <w:bCs/>
         </w:rPr>
-        <w:t xml:space="preserve">Step-by-step</w:t>
-      </w:r>
-    </w:p>
-    <w:p>
-      <w:pPr>
-        <w:pStyle w:val="ListParagraph"/>
-        <w:numPr>
-          <w:ilvl w:val="0"/>
-          <w:numId w:val="2"/>
-        </w:numPr>
-        <w:spacing w:after="70"/>
-      </w:pPr>
-      <w:r>
-        <w:rPr>
-          <w:rFonts w:ascii="Calibri" w:cs="Calibri" w:eastAsia="Calibri" w:hAnsi="Calibri"/>
-        </w:rPr>
-        <w:t xml:space="preserve">Go to Accounting → Period Lock.</w:t>
-      </w:r>
-    </w:p>
-    <w:p>
-      <w:pPr>
-        <w:pStyle w:val="ListParagraph"/>
-        <w:numPr>
-          <w:ilvl w:val="0"/>
-          <w:numId w:val="2"/>
-        </w:numPr>
-        <w:spacing w:after="70"/>
-      </w:pPr>
-      <w:r>
-        <w:rPr>
-          <w:rFonts w:ascii="Calibri" w:cs="Calibri" w:eastAsia="Calibri" w:hAnsi="Calibri"/>
-        </w:rPr>
-        <w:t xml:space="preserve">Choose the date through which you want records locked.</w:t>
-      </w:r>
-    </w:p>
-    <w:p>
-      <w:pPr>
-        <w:pStyle w:val="ListParagraph"/>
-        <w:numPr>
-          <w:ilvl w:val="0"/>
-          <w:numId w:val="2"/>
-        </w:numPr>
-        <w:spacing w:after="70"/>
-      </w:pPr>
-      <w:r>
-        <w:rPr>
-          <w:rFonts w:ascii="Calibri" w:cs="Calibri" w:eastAsia="Calibri" w:hAnsi="Calibri"/>
-        </w:rPr>
-        <w:t xml:space="preserve">Save — from now on, no new or changed journal entry on or before that date will be accepted.</w:t>
-      </w:r>
-    </w:p>
-    <w:p>
-      <w:pPr>
-        <w:pStyle w:val="ListParagraph"/>
-        <w:numPr>
-          <w:ilvl w:val="0"/>
-          <w:numId w:val="2"/>
-        </w:numPr>
-        <w:spacing w:after="70"/>
-      </w:pPr>
-      <w:r>
-        <w:rPr>
-          <w:rFonts w:ascii="Calibri" w:cs="Calibri" w:eastAsia="Calibri" w:hAnsi="Calibri"/>
-        </w:rPr>
-        <w:t xml:space="preserve">To remove the lock, use the "Remove Lock" button (only available to users with the settings.manage permission).</w:t>
+        <w:t xml:space="preserve">Email (SMTP)</w:t>
+      </w:r>
+    </w:p>
+    <w:p>
+      <w:pPr>
+        <w:spacing w:after="120"/>
+      </w:pPr>
+      <w:r>
+        <w:rPr>
+          <w:rFonts w:ascii="Calibri" w:cs="Calibri" w:eastAsia="Calibri" w:hAnsi="Calibri"/>
+          <w:b w:val="false"/>
+          <w:bCs w:val="false"/>
+          <w:i w:val="false"/>
+          <w:iCs w:val="false"/>
+        </w:rPr>
+        <w:t xml:space="preserve">Outgoing mail — invoice emails, overdue reminders, and other system notifications — is sent through the SMTP server configured here.</w:t>
       </w:r>
     </w:p>
     <w:p>
@@ -1789,6 +1739,226 @@
           <w:b/>
           <w:bCs/>
         </w:rPr>
+        <w:t xml:space="preserve">Form fields</w:t>
+      </w:r>
+    </w:p>
+    <w:p>
+      <w:pPr>
+        <w:pStyle w:val="ListParagraph"/>
+        <w:numPr>
+          <w:ilvl w:val="0"/>
+          <w:numId w:val="1"/>
+        </w:numPr>
+        <w:spacing w:after="60"/>
+      </w:pPr>
+      <w:r>
+        <w:rPr>
+          <w:rFonts w:ascii="Calibri" w:cs="Calibri" w:eastAsia="Calibri" w:hAnsi="Calibri"/>
+        </w:rPr>
+        <w:t xml:space="preserve">SMTP Host (required)</w:t>
+      </w:r>
+    </w:p>
+    <w:p>
+      <w:pPr>
+        <w:pStyle w:val="ListParagraph"/>
+        <w:numPr>
+          <w:ilvl w:val="0"/>
+          <w:numId w:val="1"/>
+        </w:numPr>
+        <w:spacing w:after="60"/>
+      </w:pPr>
+      <w:r>
+        <w:rPr>
+          <w:rFonts w:ascii="Calibri" w:cs="Calibri" w:eastAsia="Calibri" w:hAnsi="Calibri"/>
+        </w:rPr>
+        <w:t xml:space="preserve">SMTP Port (required)</w:t>
+      </w:r>
+    </w:p>
+    <w:p>
+      <w:pPr>
+        <w:pStyle w:val="ListParagraph"/>
+        <w:numPr>
+          <w:ilvl w:val="0"/>
+          <w:numId w:val="1"/>
+        </w:numPr>
+        <w:spacing w:after="60"/>
+      </w:pPr>
+      <w:r>
+        <w:rPr>
+          <w:rFonts w:ascii="Calibri" w:cs="Calibri" w:eastAsia="Calibri" w:hAnsi="Calibri"/>
+        </w:rPr>
+        <w:t xml:space="preserve">Username (optional)</w:t>
+      </w:r>
+    </w:p>
+    <w:p>
+      <w:pPr>
+        <w:pStyle w:val="ListParagraph"/>
+        <w:numPr>
+          <w:ilvl w:val="0"/>
+          <w:numId w:val="1"/>
+        </w:numPr>
+        <w:spacing w:after="60"/>
+      </w:pPr>
+      <w:r>
+        <w:rPr>
+          <w:rFonts w:ascii="Calibri" w:cs="Calibri" w:eastAsia="Calibri" w:hAnsi="Calibri"/>
+        </w:rPr>
+        <w:t xml:space="preserve">Password (optional — leave blank on an edit to keep the currently saved password)</w:t>
+      </w:r>
+    </w:p>
+    <w:p>
+      <w:pPr>
+        <w:pStyle w:val="ListParagraph"/>
+        <w:numPr>
+          <w:ilvl w:val="0"/>
+          <w:numId w:val="1"/>
+        </w:numPr>
+        <w:spacing w:after="60"/>
+      </w:pPr>
+      <w:r>
+        <w:rPr>
+          <w:rFonts w:ascii="Calibri" w:cs="Calibri" w:eastAsia="Calibri" w:hAnsi="Calibri"/>
+        </w:rPr>
+        <w:t xml:space="preserve">Encryption — TLS or SSL (optional)</w:t>
+      </w:r>
+    </w:p>
+    <w:p>
+      <w:pPr>
+        <w:pStyle w:val="ListParagraph"/>
+        <w:numPr>
+          <w:ilvl w:val="0"/>
+          <w:numId w:val="1"/>
+        </w:numPr>
+        <w:spacing w:after="60"/>
+      </w:pPr>
+      <w:r>
+        <w:rPr>
+          <w:rFonts w:ascii="Calibri" w:cs="Calibri" w:eastAsia="Calibri" w:hAnsi="Calibri"/>
+        </w:rPr>
+        <w:t xml:space="preserve">From Address (required, the sender address on outgoing mail)</w:t>
+      </w:r>
+    </w:p>
+    <w:p>
+      <w:pPr>
+        <w:pStyle w:val="ListParagraph"/>
+        <w:numPr>
+          <w:ilvl w:val="0"/>
+          <w:numId w:val="1"/>
+        </w:numPr>
+        <w:spacing w:after="60"/>
+      </w:pPr>
+      <w:r>
+        <w:rPr>
+          <w:rFonts w:ascii="Calibri" w:cs="Calibri" w:eastAsia="Calibri" w:hAnsi="Calibri"/>
+        </w:rPr>
+        <w:t xml:space="preserve">From Name (optional)</w:t>
+      </w:r>
+    </w:p>
+    <w:p>
+      <w:pPr>
+        <w:pStyle w:val="Heading3"/>
+        <w:spacing w:after="100" w:before="200"/>
+      </w:pPr>
+      <w:r>
+        <w:rPr>
+          <w:rFonts w:ascii="Calibri" w:cs="Calibri" w:eastAsia="Calibri" w:hAnsi="Calibri"/>
+          <w:b/>
+          <w:bCs/>
+        </w:rPr>
+        <w:t xml:space="preserve">Step-by-step</w:t>
+      </w:r>
+    </w:p>
+    <w:p>
+      <w:pPr>
+        <w:pStyle w:val="ListParagraph"/>
+        <w:numPr>
+          <w:ilvl w:val="0"/>
+          <w:numId w:val="2"/>
+        </w:numPr>
+        <w:spacing w:after="70"/>
+      </w:pPr>
+      <w:r>
+        <w:rPr>
+          <w:rFonts w:ascii="Calibri" w:cs="Calibri" w:eastAsia="Calibri" w:hAnsi="Calibri"/>
+        </w:rPr>
+        <w:t xml:space="preserve">Go to Accounting → Company Settings and open the Email tab.</w:t>
+      </w:r>
+    </w:p>
+    <w:p>
+      <w:pPr>
+        <w:pStyle w:val="ListParagraph"/>
+        <w:numPr>
+          <w:ilvl w:val="0"/>
+          <w:numId w:val="2"/>
+        </w:numPr>
+        <w:spacing w:after="70"/>
+      </w:pPr>
+      <w:r>
+        <w:rPr>
+          <w:rFonts w:ascii="Calibri" w:cs="Calibri" w:eastAsia="Calibri" w:hAnsi="Calibri"/>
+        </w:rPr>
+        <w:t xml:space="preserve">Enter the SMTP host, port, username, and password.</w:t>
+      </w:r>
+    </w:p>
+    <w:p>
+      <w:pPr>
+        <w:pStyle w:val="ListParagraph"/>
+        <w:numPr>
+          <w:ilvl w:val="0"/>
+          <w:numId w:val="2"/>
+        </w:numPr>
+        <w:spacing w:after="70"/>
+      </w:pPr>
+      <w:r>
+        <w:rPr>
+          <w:rFonts w:ascii="Calibri" w:cs="Calibri" w:eastAsia="Calibri" w:hAnsi="Calibri"/>
+        </w:rPr>
+        <w:t xml:space="preserve">Choose an encryption method if your mail provider requires one.</w:t>
+      </w:r>
+    </w:p>
+    <w:p>
+      <w:pPr>
+        <w:pStyle w:val="ListParagraph"/>
+        <w:numPr>
+          <w:ilvl w:val="0"/>
+          <w:numId w:val="2"/>
+        </w:numPr>
+        <w:spacing w:after="70"/>
+      </w:pPr>
+      <w:r>
+        <w:rPr>
+          <w:rFonts w:ascii="Calibri" w:cs="Calibri" w:eastAsia="Calibri" w:hAnsi="Calibri"/>
+        </w:rPr>
+        <w:t xml:space="preserve">Set the From Address and From Name, then save.</w:t>
+      </w:r>
+    </w:p>
+    <w:p>
+      <w:pPr>
+        <w:pStyle w:val="ListParagraph"/>
+        <w:numPr>
+          <w:ilvl w:val="0"/>
+          <w:numId w:val="2"/>
+        </w:numPr>
+        <w:spacing w:after="70"/>
+      </w:pPr>
+      <w:r>
+        <w:rPr>
+          <w:rFonts w:ascii="Calibri" w:cs="Calibri" w:eastAsia="Calibri" w:hAnsi="Calibri"/>
+        </w:rPr>
+        <w:t xml:space="preserve">Use "Send Test Email" to confirm the settings actually work before relying on them.</w:t>
+      </w:r>
+    </w:p>
+    <w:p>
+      <w:pPr>
+        <w:pStyle w:val="Heading3"/>
+        <w:spacing w:after="100" w:before="200"/>
+      </w:pPr>
+      <w:r>
+        <w:rPr>
+          <w:rFonts w:ascii="Calibri" w:cs="Calibri" w:eastAsia="Calibri" w:hAnsi="Calibri"/>
+          <w:b/>
+          <w:bCs/>
+        </w:rPr>
         <w:t xml:space="preserve">Tips &amp; cautions</w:t>
       </w:r>
     </w:p>
@@ -1805,7 +1975,1148 @@
         <w:rPr>
           <w:rFonts w:ascii="Calibri" w:cs="Calibri" w:eastAsia="Calibri" w:hAnsi="Calibri"/>
         </w:rPr>
+        <w:t xml:space="preserve">An unconfigured or incorrectly configured mail setup fails silently for end users — always send a test email after saving.</w:t>
+      </w:r>
+    </w:p>
+    <w:p>
+      <w:pPr>
+        <w:pStyle w:val="Heading3"/>
+        <w:spacing w:after="100" w:before="200"/>
+      </w:pPr>
+      <w:r>
+        <w:rPr>
+          <w:rFonts w:ascii="Calibri" w:cs="Calibri" w:eastAsia="Calibri" w:hAnsi="Calibri"/>
+          <w:b/>
+          <w:bCs/>
+        </w:rPr>
+        <w:t xml:space="preserve">Payment Gateway — SSLCommerz</w:t>
+      </w:r>
+    </w:p>
+    <w:p>
+      <w:pPr>
+        <w:spacing w:after="120"/>
+      </w:pPr>
+      <w:r>
+        <w:rPr>
+          <w:rFonts w:ascii="Calibri" w:cs="Calibri" w:eastAsia="Calibri" w:hAnsi="Calibri"/>
+          <w:b w:val="false"/>
+          <w:bCs w:val="false"/>
+          <w:i w:val="false"/>
+          <w:iCs w:val="false"/>
+        </w:rPr>
+        <w:t xml:space="preserve">Controls the "Pay Online" links customers can use to settle an invoice through SSLCommerz.</w:t>
+      </w:r>
+    </w:p>
+    <w:p>
+      <w:pPr>
+        <w:pStyle w:val="Heading3"/>
+        <w:spacing w:after="100" w:before="200"/>
+      </w:pPr>
+      <w:r>
+        <w:rPr>
+          <w:rFonts w:ascii="Calibri" w:cs="Calibri" w:eastAsia="Calibri" w:hAnsi="Calibri"/>
+          <w:b/>
+          <w:bCs/>
+        </w:rPr>
+        <w:t xml:space="preserve">Form fields</w:t>
+      </w:r>
+    </w:p>
+    <w:p>
+      <w:pPr>
+        <w:pStyle w:val="ListParagraph"/>
+        <w:numPr>
+          <w:ilvl w:val="0"/>
+          <w:numId w:val="1"/>
+        </w:numPr>
+        <w:spacing w:after="60"/>
+      </w:pPr>
+      <w:r>
+        <w:rPr>
+          <w:rFonts w:ascii="Calibri" w:cs="Calibri" w:eastAsia="Calibri" w:hAnsi="Calibri"/>
+        </w:rPr>
+        <w:t xml:space="preserve">Enable SSLCommerz (checkbox)</w:t>
+      </w:r>
+    </w:p>
+    <w:p>
+      <w:pPr>
+        <w:pStyle w:val="ListParagraph"/>
+        <w:numPr>
+          <w:ilvl w:val="0"/>
+          <w:numId w:val="1"/>
+        </w:numPr>
+        <w:spacing w:after="60"/>
+      </w:pPr>
+      <w:r>
+        <w:rPr>
+          <w:rFonts w:ascii="Calibri" w:cs="Calibri" w:eastAsia="Calibri" w:hAnsi="Calibri"/>
+        </w:rPr>
+        <w:t xml:space="preserve">Store ID (required if enabled)</w:t>
+      </w:r>
+    </w:p>
+    <w:p>
+      <w:pPr>
+        <w:pStyle w:val="ListParagraph"/>
+        <w:numPr>
+          <w:ilvl w:val="0"/>
+          <w:numId w:val="1"/>
+        </w:numPr>
+        <w:spacing w:after="60"/>
+      </w:pPr>
+      <w:r>
+        <w:rPr>
+          <w:rFonts w:ascii="Calibri" w:cs="Calibri" w:eastAsia="Calibri" w:hAnsi="Calibri"/>
+        </w:rPr>
+        <w:t xml:space="preserve">Store Password (required if enabled — leave blank on an edit to keep the current one)</w:t>
+      </w:r>
+    </w:p>
+    <w:p>
+      <w:pPr>
+        <w:pStyle w:val="ListParagraph"/>
+        <w:numPr>
+          <w:ilvl w:val="0"/>
+          <w:numId w:val="1"/>
+        </w:numPr>
+        <w:spacing w:after="60"/>
+      </w:pPr>
+      <w:r>
+        <w:rPr>
+          <w:rFonts w:ascii="Calibri" w:cs="Calibri" w:eastAsia="Calibri" w:hAnsi="Calibri"/>
+        </w:rPr>
+        <w:t xml:space="preserve">Sandbox Mode (checkbox — use for testing before going live)</w:t>
+      </w:r>
+    </w:p>
+    <w:p>
+      <w:pPr>
+        <w:pStyle w:val="ListParagraph"/>
+        <w:numPr>
+          <w:ilvl w:val="0"/>
+          <w:numId w:val="1"/>
+        </w:numPr>
+        <w:spacing w:after="60"/>
+      </w:pPr>
+      <w:r>
+        <w:rPr>
+          <w:rFonts w:ascii="Calibri" w:cs="Calibri" w:eastAsia="Calibri" w:hAnsi="Calibri"/>
+        </w:rPr>
+        <w:t xml:space="preserve">Currency (optional)</w:t>
+      </w:r>
+    </w:p>
+    <w:p>
+      <w:pPr>
+        <w:pStyle w:val="Heading3"/>
+        <w:spacing w:after="100" w:before="200"/>
+      </w:pPr>
+      <w:r>
+        <w:rPr>
+          <w:rFonts w:ascii="Calibri" w:cs="Calibri" w:eastAsia="Calibri" w:hAnsi="Calibri"/>
+          <w:b/>
+          <w:bCs/>
+        </w:rPr>
+        <w:t xml:space="preserve">Step-by-step</w:t>
+      </w:r>
+    </w:p>
+    <w:p>
+      <w:pPr>
+        <w:pStyle w:val="ListParagraph"/>
+        <w:numPr>
+          <w:ilvl w:val="0"/>
+          <w:numId w:val="2"/>
+        </w:numPr>
+        <w:spacing w:after="70"/>
+      </w:pPr>
+      <w:r>
+        <w:rPr>
+          <w:rFonts w:ascii="Calibri" w:cs="Calibri" w:eastAsia="Calibri" w:hAnsi="Calibri"/>
+        </w:rPr>
+        <w:t xml:space="preserve">Go to Accounting → Company Settings → Payment Gateway.</w:t>
+      </w:r>
+    </w:p>
+    <w:p>
+      <w:pPr>
+        <w:pStyle w:val="ListParagraph"/>
+        <w:numPr>
+          <w:ilvl w:val="0"/>
+          <w:numId w:val="2"/>
+        </w:numPr>
+        <w:spacing w:after="70"/>
+      </w:pPr>
+      <w:r>
+        <w:rPr>
+          <w:rFonts w:ascii="Calibri" w:cs="Calibri" w:eastAsia="Calibri" w:hAnsi="Calibri"/>
+        </w:rPr>
+        <w:t xml:space="preserve">Tick Enable, then enter the Store ID and Store Password from your SSLCommerz account.</w:t>
+      </w:r>
+    </w:p>
+    <w:p>
+      <w:pPr>
+        <w:pStyle w:val="ListParagraph"/>
+        <w:numPr>
+          <w:ilvl w:val="0"/>
+          <w:numId w:val="2"/>
+        </w:numPr>
+        <w:spacing w:after="70"/>
+      </w:pPr>
+      <w:r>
+        <w:rPr>
+          <w:rFonts w:ascii="Calibri" w:cs="Calibri" w:eastAsia="Calibri" w:hAnsi="Calibri"/>
+        </w:rPr>
+        <w:t xml:space="preserve">Leave Sandbox Mode on until you have tested a payment end to end.</w:t>
+      </w:r>
+    </w:p>
+    <w:p>
+      <w:pPr>
+        <w:pStyle w:val="ListParagraph"/>
+        <w:numPr>
+          <w:ilvl w:val="0"/>
+          <w:numId w:val="2"/>
+        </w:numPr>
+        <w:spacing w:after="70"/>
+      </w:pPr>
+      <w:r>
+        <w:rPr>
+          <w:rFonts w:ascii="Calibri" w:cs="Calibri" w:eastAsia="Calibri" w:hAnsi="Calibri"/>
+        </w:rPr>
+        <w:t xml:space="preserve">Save, then generate a payment link from any posted Invoice’s page ("Generate Payment Link") to test it.</w:t>
+      </w:r>
+    </w:p>
+    <w:p>
+      <w:pPr>
+        <w:pStyle w:val="Heading3"/>
+        <w:spacing w:after="100" w:before="200"/>
+      </w:pPr>
+      <w:r>
+        <w:rPr>
+          <w:rFonts w:ascii="Calibri" w:cs="Calibri" w:eastAsia="Calibri" w:hAnsi="Calibri"/>
+          <w:b/>
+          <w:bCs/>
+        </w:rPr>
+        <w:t xml:space="preserve">Tips &amp; cautions</w:t>
+      </w:r>
+    </w:p>
+    <w:p>
+      <w:pPr>
+        <w:pStyle w:val="ListParagraph"/>
+        <w:numPr>
+          <w:ilvl w:val="0"/>
+          <w:numId w:val="1"/>
+        </w:numPr>
+        <w:spacing w:after="60"/>
+      </w:pPr>
+      <w:r>
+        <w:rPr>
+          <w:rFonts w:ascii="Calibri" w:cs="Calibri" w:eastAsia="Calibri" w:hAnsi="Calibri"/>
+        </w:rPr>
+        <w:t xml:space="preserve">Switch Sandbox Mode off before sharing a real payment link with a customer, or the transaction will not use real money.</w:t>
+      </w:r>
+    </w:p>
+    <w:p>
+      <w:pPr>
+        <w:pStyle w:val="Heading3"/>
+        <w:spacing w:after="100" w:before="200"/>
+      </w:pPr>
+      <w:r>
+        <w:rPr>
+          <w:rFonts w:ascii="Calibri" w:cs="Calibri" w:eastAsia="Calibri" w:hAnsi="Calibri"/>
+          <w:b/>
+          <w:bCs/>
+        </w:rPr>
+        <w:t xml:space="preserve">Login Security</w:t>
+      </w:r>
+    </w:p>
+    <w:p>
+      <w:pPr>
+        <w:spacing w:after="120"/>
+      </w:pPr>
+      <w:r>
+        <w:rPr>
+          <w:rFonts w:ascii="Calibri" w:cs="Calibri" w:eastAsia="Calibri" w:hAnsi="Calibri"/>
+          <w:b w:val="false"/>
+          <w:bCs w:val="false"/>
+          <w:i w:val="false"/>
+          <w:iCs w:val="false"/>
+        </w:rPr>
+        <w:t xml:space="preserve">Brute-force protection: after too many wrong passwords in a row, the account is locked out for a period. A locked account can also be unlocked immediately by an administrator from Security → Users.</w:t>
+      </w:r>
+    </w:p>
+    <w:p>
+      <w:pPr>
+        <w:pStyle w:val="Heading3"/>
+        <w:spacing w:after="100" w:before="200"/>
+      </w:pPr>
+      <w:r>
+        <w:rPr>
+          <w:rFonts w:ascii="Calibri" w:cs="Calibri" w:eastAsia="Calibri" w:hAnsi="Calibri"/>
+          <w:b/>
+          <w:bCs/>
+        </w:rPr>
+        <w:t xml:space="preserve">Form fields</w:t>
+      </w:r>
+    </w:p>
+    <w:p>
+      <w:pPr>
+        <w:pStyle w:val="ListParagraph"/>
+        <w:numPr>
+          <w:ilvl w:val="0"/>
+          <w:numId w:val="1"/>
+        </w:numPr>
+        <w:spacing w:after="60"/>
+      </w:pPr>
+      <w:r>
+        <w:rPr>
+          <w:rFonts w:ascii="Calibri" w:cs="Calibri" w:eastAsia="Calibri" w:hAnsi="Calibri"/>
+        </w:rPr>
+        <w:t xml:space="preserve">Failed attempts before lockout (3–20, required)</w:t>
+      </w:r>
+    </w:p>
+    <w:p>
+      <w:pPr>
+        <w:pStyle w:val="ListParagraph"/>
+        <w:numPr>
+          <w:ilvl w:val="0"/>
+          <w:numId w:val="1"/>
+        </w:numPr>
+        <w:spacing w:after="60"/>
+      </w:pPr>
+      <w:r>
+        <w:rPr>
+          <w:rFonts w:ascii="Calibri" w:cs="Calibri" w:eastAsia="Calibri" w:hAnsi="Calibri"/>
+        </w:rPr>
+        <w:t xml:space="preserve">Lockout duration in minutes (1–1440, required)</w:t>
+      </w:r>
+    </w:p>
+    <w:p>
+      <w:pPr>
+        <w:pStyle w:val="ListParagraph"/>
+        <w:numPr>
+          <w:ilvl w:val="0"/>
+          <w:numId w:val="1"/>
+        </w:numPr>
+        <w:spacing w:after="60"/>
+      </w:pPr>
+      <w:r>
+        <w:rPr>
+          <w:rFonts w:ascii="Calibri" w:cs="Calibri" w:eastAsia="Calibri" w:hAnsi="Calibri"/>
+        </w:rPr>
+        <w:t xml:space="preserve">"Require a math security check on the login form" checkbox (optional CAPTCHA)</w:t>
+      </w:r>
+    </w:p>
+    <w:p>
+      <w:pPr>
+        <w:pStyle w:val="Heading3"/>
+        <w:spacing w:after="100" w:before="200"/>
+      </w:pPr>
+      <w:r>
+        <w:rPr>
+          <w:rFonts w:ascii="Calibri" w:cs="Calibri" w:eastAsia="Calibri" w:hAnsi="Calibri"/>
+          <w:b/>
+          <w:bCs/>
+        </w:rPr>
+        <w:t xml:space="preserve">Step-by-step</w:t>
+      </w:r>
+    </w:p>
+    <w:p>
+      <w:pPr>
+        <w:pStyle w:val="ListParagraph"/>
+        <w:numPr>
+          <w:ilvl w:val="0"/>
+          <w:numId w:val="2"/>
+        </w:numPr>
+        <w:spacing w:after="70"/>
+      </w:pPr>
+      <w:r>
+        <w:rPr>
+          <w:rFonts w:ascii="Calibri" w:cs="Calibri" w:eastAsia="Calibri" w:hAnsi="Calibri"/>
+        </w:rPr>
+        <w:t xml:space="preserve">Go to Accounting → Company Settings → Login Security.</w:t>
+      </w:r>
+    </w:p>
+    <w:p>
+      <w:pPr>
+        <w:pStyle w:val="ListParagraph"/>
+        <w:numPr>
+          <w:ilvl w:val="0"/>
+          <w:numId w:val="2"/>
+        </w:numPr>
+        <w:spacing w:after="70"/>
+      </w:pPr>
+      <w:r>
+        <w:rPr>
+          <w:rFonts w:ascii="Calibri" w:cs="Calibri" w:eastAsia="Calibri" w:hAnsi="Calibri"/>
+        </w:rPr>
+        <w:t xml:space="preserve">Set the failed-attempt threshold and lockout duration.</w:t>
+      </w:r>
+    </w:p>
+    <w:p>
+      <w:pPr>
+        <w:pStyle w:val="ListParagraph"/>
+        <w:numPr>
+          <w:ilvl w:val="0"/>
+          <w:numId w:val="2"/>
+        </w:numPr>
+        <w:spacing w:after="70"/>
+      </w:pPr>
+      <w:r>
+        <w:rPr>
+          <w:rFonts w:ascii="Calibri" w:cs="Calibri" w:eastAsia="Calibri" w:hAnsi="Calibri"/>
+        </w:rPr>
+        <w:t xml:space="preserve">Optionally enable the login CAPTCHA.</w:t>
+      </w:r>
+    </w:p>
+    <w:p>
+      <w:pPr>
+        <w:pStyle w:val="ListParagraph"/>
+        <w:numPr>
+          <w:ilvl w:val="0"/>
+          <w:numId w:val="2"/>
+        </w:numPr>
+        <w:spacing w:after="70"/>
+      </w:pPr>
+      <w:r>
+        <w:rPr>
+          <w:rFonts w:ascii="Calibri" w:cs="Calibri" w:eastAsia="Calibri" w:hAnsi="Calibri"/>
+        </w:rPr>
+        <w:t xml:space="preserve">Save.</w:t>
+      </w:r>
+    </w:p>
+    <w:p>
+      <w:pPr>
+        <w:pStyle w:val="Heading3"/>
+        <w:spacing w:after="100" w:before="200"/>
+      </w:pPr>
+      <w:r>
+        <w:rPr>
+          <w:rFonts w:ascii="Calibri" w:cs="Calibri" w:eastAsia="Calibri" w:hAnsi="Calibri"/>
+          <w:b/>
+          <w:bCs/>
+        </w:rPr>
+        <w:t xml:space="preserve">Tips &amp; cautions</w:t>
+      </w:r>
+    </w:p>
+    <w:p>
+      <w:pPr>
+        <w:pStyle w:val="ListParagraph"/>
+        <w:numPr>
+          <w:ilvl w:val="0"/>
+          <w:numId w:val="1"/>
+        </w:numPr>
+        <w:spacing w:after="60"/>
+      </w:pPr>
+      <w:r>
+        <w:rPr>
+          <w:rFonts w:ascii="Calibri" w:cs="Calibri" w:eastAsia="Calibri" w:hAnsi="Calibri"/>
+        </w:rPr>
+        <w:t xml:space="preserve">If you lock yourself out while testing, an administrator can click "Unlock Now" on your account from Security → Users (see Section 2.1).</w:t>
+      </w:r>
+    </w:p>
+    <w:p>
+      <w:pPr>
+        <w:pStyle w:val="Heading3"/>
+        <w:spacing w:after="100" w:before="200"/>
+      </w:pPr>
+      <w:r>
+        <w:rPr>
+          <w:rFonts w:ascii="Calibri" w:cs="Calibri" w:eastAsia="Calibri" w:hAnsi="Calibri"/>
+          <w:b/>
+          <w:bCs/>
+        </w:rPr>
+        <w:t xml:space="preserve">IP Whitelist</w:t>
+      </w:r>
+    </w:p>
+    <w:p>
+      <w:pPr>
+        <w:spacing w:after="120"/>
+      </w:pPr>
+      <w:r>
+        <w:rPr>
+          <w:rFonts w:ascii="Calibri" w:cs="Calibri" w:eastAsia="Calibri" w:hAnsi="Calibri"/>
+          <w:b w:val="false"/>
+          <w:bCs w:val="false"/>
+          <w:i w:val="false"/>
+          <w:iCs w:val="false"/>
+        </w:rPr>
+        <w:t xml:space="preserve">When enabled, only the IP addresses listed here may sign in. If the list is empty, the restriction is skipped entirely — this can never lock everyone out by accident.</w:t>
+      </w:r>
+    </w:p>
+    <w:p>
+      <w:pPr>
+        <w:pStyle w:val="Heading3"/>
+        <w:spacing w:after="100" w:before="200"/>
+      </w:pPr>
+      <w:r>
+        <w:rPr>
+          <w:rFonts w:ascii="Calibri" w:cs="Calibri" w:eastAsia="Calibri" w:hAnsi="Calibri"/>
+          <w:b/>
+          <w:bCs/>
+        </w:rPr>
+        <w:t xml:space="preserve">Form fields</w:t>
+      </w:r>
+    </w:p>
+    <w:p>
+      <w:pPr>
+        <w:pStyle w:val="ListParagraph"/>
+        <w:numPr>
+          <w:ilvl w:val="0"/>
+          <w:numId w:val="1"/>
+        </w:numPr>
+        <w:spacing w:after="60"/>
+      </w:pPr>
+      <w:r>
+        <w:rPr>
+          <w:rFonts w:ascii="Calibri" w:cs="Calibri" w:eastAsia="Calibri" w:hAnsi="Calibri"/>
+        </w:rPr>
+        <w:t xml:space="preserve">IP address or CIDR range (e.g. 203.0.113.7 or 203.0.113.0/24)</w:t>
+      </w:r>
+    </w:p>
+    <w:p>
+      <w:pPr>
+        <w:pStyle w:val="ListParagraph"/>
+        <w:numPr>
+          <w:ilvl w:val="0"/>
+          <w:numId w:val="1"/>
+        </w:numPr>
+        <w:spacing w:after="60"/>
+      </w:pPr>
+      <w:r>
+        <w:rPr>
+          <w:rFonts w:ascii="Calibri" w:cs="Calibri" w:eastAsia="Calibri" w:hAnsi="Calibri"/>
+        </w:rPr>
+        <w:t xml:space="preserve">Label (optional)</w:t>
+      </w:r>
+    </w:p>
+    <w:p>
+      <w:pPr>
+        <w:pStyle w:val="Heading3"/>
+        <w:spacing w:after="100" w:before="200"/>
+      </w:pPr>
+      <w:r>
+        <w:rPr>
+          <w:rFonts w:ascii="Calibri" w:cs="Calibri" w:eastAsia="Calibri" w:hAnsi="Calibri"/>
+          <w:b/>
+          <w:bCs/>
+        </w:rPr>
+        <w:t xml:space="preserve">Step-by-step</w:t>
+      </w:r>
+    </w:p>
+    <w:p>
+      <w:pPr>
+        <w:pStyle w:val="ListParagraph"/>
+        <w:numPr>
+          <w:ilvl w:val="0"/>
+          <w:numId w:val="2"/>
+        </w:numPr>
+        <w:spacing w:after="70"/>
+      </w:pPr>
+      <w:r>
+        <w:rPr>
+          <w:rFonts w:ascii="Calibri" w:cs="Calibri" w:eastAsia="Calibri" w:hAnsi="Calibri"/>
+        </w:rPr>
+        <w:t xml:space="preserve">Go to Accounting → Company Settings → IP Whitelist.</w:t>
+      </w:r>
+    </w:p>
+    <w:p>
+      <w:pPr>
+        <w:pStyle w:val="ListParagraph"/>
+        <w:numPr>
+          <w:ilvl w:val="0"/>
+          <w:numId w:val="2"/>
+        </w:numPr>
+        <w:spacing w:after="70"/>
+      </w:pPr>
+      <w:r>
+        <w:rPr>
+          <w:rFonts w:ascii="Calibri" w:cs="Calibri" w:eastAsia="Calibri" w:hAnsi="Calibri"/>
+        </w:rPr>
+        <w:t xml:space="preserve">Add at least one address — use "Add My Current IP" to whitelist yourself instantly.</w:t>
+      </w:r>
+    </w:p>
+    <w:p>
+      <w:pPr>
+        <w:pStyle w:val="ListParagraph"/>
+        <w:numPr>
+          <w:ilvl w:val="0"/>
+          <w:numId w:val="2"/>
+        </w:numPr>
+        <w:spacing w:after="70"/>
+      </w:pPr>
+      <w:r>
+        <w:rPr>
+          <w:rFonts w:ascii="Calibri" w:cs="Calibri" w:eastAsia="Calibri" w:hAnsi="Calibri"/>
+        </w:rPr>
+        <w:t xml:space="preserve">Tick "Restrict sign-in to whitelisted IP addresses only" and save.</w:t>
+      </w:r>
+    </w:p>
+    <w:p>
+      <w:pPr>
+        <w:pStyle w:val="Heading3"/>
+        <w:spacing w:after="100" w:before="200"/>
+      </w:pPr>
+      <w:r>
+        <w:rPr>
+          <w:rFonts w:ascii="Calibri" w:cs="Calibri" w:eastAsia="Calibri" w:hAnsi="Calibri"/>
+          <w:b/>
+          <w:bCs/>
+        </w:rPr>
+        <w:t xml:space="preserve">Tips &amp; cautions</w:t>
+      </w:r>
+    </w:p>
+    <w:p>
+      <w:pPr>
+        <w:pStyle w:val="ListParagraph"/>
+        <w:numPr>
+          <w:ilvl w:val="0"/>
+          <w:numId w:val="1"/>
+        </w:numPr>
+        <w:spacing w:after="60"/>
+      </w:pPr>
+      <w:r>
+        <w:rPr>
+          <w:rFonts w:ascii="Calibri" w:cs="Calibri" w:eastAsia="Calibri" w:hAnsi="Calibri"/>
+        </w:rPr>
+        <w:t xml:space="preserve">Always add your own current IP before enabling the restriction. The system refuses to enable it while the list is empty, precisely to prevent a total lockout.</w:t>
+      </w:r>
+    </w:p>
+    <w:p>
+      <w:pPr>
+        <w:pStyle w:val="Heading3"/>
+        <w:spacing w:after="100" w:before="200"/>
+      </w:pPr>
+      <w:r>
+        <w:rPr>
+          <w:rFonts w:ascii="Calibri" w:cs="Calibri" w:eastAsia="Calibri" w:hAnsi="Calibri"/>
+          <w:b/>
+          <w:bCs/>
+        </w:rPr>
+        <w:t xml:space="preserve">Period Lock</w:t>
+      </w:r>
+    </w:p>
+    <w:p>
+      <w:pPr>
+        <w:spacing w:after="120"/>
+      </w:pPr>
+      <w:r>
+        <w:rPr>
+          <w:rFonts w:ascii="Calibri" w:cs="Calibri" w:eastAsia="Calibri" w:hAnsi="Calibri"/>
+          <w:b w:val="false"/>
+          <w:bCs w:val="false"/>
+          <w:i w:val="false"/>
+          <w:iCs w:val="false"/>
+        </w:rPr>
+        <w:t xml:space="preserve">Period Lock lets you "close" accounting records up to a chosen date, so past entries cannot be accidentally changed. It is typically used once an accounting period (a month or fiscal year) has been finalized.</w:t>
+      </w:r>
+    </w:p>
+    <w:p>
+      <w:pPr>
+        <w:pStyle w:val="Heading3"/>
+        <w:spacing w:after="100" w:before="200"/>
+      </w:pPr>
+      <w:r>
+        <w:rPr>
+          <w:rFonts w:ascii="Calibri" w:cs="Calibri" w:eastAsia="Calibri" w:hAnsi="Calibri"/>
+          <w:b/>
+          <w:bCs/>
+        </w:rPr>
+        <w:t xml:space="preserve">Form fields</w:t>
+      </w:r>
+    </w:p>
+    <w:p>
+      <w:pPr>
+        <w:pStyle w:val="ListParagraph"/>
+        <w:numPr>
+          <w:ilvl w:val="0"/>
+          <w:numId w:val="1"/>
+        </w:numPr>
+        <w:spacing w:after="60"/>
+      </w:pPr>
+      <w:r>
+        <w:rPr>
+          <w:rFonts w:ascii="Calibri" w:cs="Calibri" w:eastAsia="Calibri" w:hAnsi="Calibri"/>
+        </w:rPr>
+        <w:t xml:space="preserve">Locked Through Date — all entries on or before this date are locked</w:t>
+      </w:r>
+    </w:p>
+    <w:p>
+      <w:pPr>
+        <w:pStyle w:val="Heading3"/>
+        <w:spacing w:after="100" w:before="200"/>
+      </w:pPr>
+      <w:r>
+        <w:rPr>
+          <w:rFonts w:ascii="Calibri" w:cs="Calibri" w:eastAsia="Calibri" w:hAnsi="Calibri"/>
+          <w:b/>
+          <w:bCs/>
+        </w:rPr>
+        <w:t xml:space="preserve">Step-by-step</w:t>
+      </w:r>
+    </w:p>
+    <w:p>
+      <w:pPr>
+        <w:pStyle w:val="ListParagraph"/>
+        <w:numPr>
+          <w:ilvl w:val="0"/>
+          <w:numId w:val="2"/>
+        </w:numPr>
+        <w:spacing w:after="70"/>
+      </w:pPr>
+      <w:r>
+        <w:rPr>
+          <w:rFonts w:ascii="Calibri" w:cs="Calibri" w:eastAsia="Calibri" w:hAnsi="Calibri"/>
+        </w:rPr>
+        <w:t xml:space="preserve">Go to Accounting → Company Settings → Period Lock.</w:t>
+      </w:r>
+    </w:p>
+    <w:p>
+      <w:pPr>
+        <w:pStyle w:val="ListParagraph"/>
+        <w:numPr>
+          <w:ilvl w:val="0"/>
+          <w:numId w:val="2"/>
+        </w:numPr>
+        <w:spacing w:after="70"/>
+      </w:pPr>
+      <w:r>
+        <w:rPr>
+          <w:rFonts w:ascii="Calibri" w:cs="Calibri" w:eastAsia="Calibri" w:hAnsi="Calibri"/>
+        </w:rPr>
+        <w:t xml:space="preserve">Choose the date through which you want records locked and save.</w:t>
+      </w:r>
+    </w:p>
+    <w:p>
+      <w:pPr>
+        <w:pStyle w:val="ListParagraph"/>
+        <w:numPr>
+          <w:ilvl w:val="0"/>
+          <w:numId w:val="2"/>
+        </w:numPr>
+        <w:spacing w:after="70"/>
+      </w:pPr>
+      <w:r>
+        <w:rPr>
+          <w:rFonts w:ascii="Calibri" w:cs="Calibri" w:eastAsia="Calibri" w:hAnsi="Calibri"/>
+        </w:rPr>
+        <w:t xml:space="preserve">To remove the lock, use "Remove Lock" (only available with the settings.manage permission).</w:t>
+      </w:r>
+    </w:p>
+    <w:p>
+      <w:pPr>
+        <w:pStyle w:val="Heading3"/>
+        <w:spacing w:after="100" w:before="200"/>
+      </w:pPr>
+      <w:r>
+        <w:rPr>
+          <w:rFonts w:ascii="Calibri" w:cs="Calibri" w:eastAsia="Calibri" w:hAnsi="Calibri"/>
+          <w:b/>
+          <w:bCs/>
+        </w:rPr>
+        <w:t xml:space="preserve">Tips &amp; cautions</w:t>
+      </w:r>
+    </w:p>
+    <w:p>
+      <w:pPr>
+        <w:pStyle w:val="ListParagraph"/>
+        <w:numPr>
+          <w:ilvl w:val="0"/>
+          <w:numId w:val="1"/>
+        </w:numPr>
+        <w:spacing w:after="60"/>
+      </w:pPr>
+      <w:r>
+        <w:rPr>
+          <w:rFonts w:ascii="Calibri" w:cs="Calibri" w:eastAsia="Calibri" w:hAnsi="Calibri"/>
+        </w:rPr>
         <w:t xml:space="preserve">Leaving this field empty means no lock is active — journal entries can be posted on any date.</w:t>
+      </w:r>
+    </w:p>
+    <w:p>
+      <w:pPr>
+        <w:pStyle w:val="Heading3"/>
+        <w:spacing w:after="100" w:before="200"/>
+      </w:pPr>
+      <w:r>
+        <w:rPr>
+          <w:rFonts w:ascii="Calibri" w:cs="Calibri" w:eastAsia="Calibri" w:hAnsi="Calibri"/>
+          <w:b/>
+          <w:bCs/>
+        </w:rPr>
+        <w:t xml:space="preserve">Document Numbering</w:t>
+      </w:r>
+    </w:p>
+    <w:p>
+      <w:pPr>
+        <w:spacing w:after="120"/>
+      </w:pPr>
+      <w:r>
+        <w:rPr>
+          <w:rFonts w:ascii="Calibri" w:cs="Calibri" w:eastAsia="Calibri" w:hAnsi="Calibri"/>
+          <w:b w:val="false"/>
+          <w:bCs w:val="false"/>
+          <w:i w:val="false"/>
+          <w:iCs w:val="false"/>
+        </w:rPr>
+        <w:t xml:space="preserve">Each document number is generated as {PREFIX}-{year}-{sequence}, e.g. INV-2026-0001. Set a custom prefix per document type here, or leave a field blank to use its default.</w:t>
+      </w:r>
+    </w:p>
+    <w:p>
+      <w:pPr>
+        <w:pStyle w:val="Heading3"/>
+        <w:spacing w:after="100" w:before="200"/>
+      </w:pPr>
+      <w:r>
+        <w:rPr>
+          <w:rFonts w:ascii="Calibri" w:cs="Calibri" w:eastAsia="Calibri" w:hAnsi="Calibri"/>
+          <w:b/>
+          <w:bCs/>
+        </w:rPr>
+        <w:t xml:space="preserve">Form fields</w:t>
+      </w:r>
+    </w:p>
+    <w:p>
+      <w:pPr>
+        <w:pStyle w:val="ListParagraph"/>
+        <w:numPr>
+          <w:ilvl w:val="0"/>
+          <w:numId w:val="1"/>
+        </w:numPr>
+        <w:spacing w:after="60"/>
+      </w:pPr>
+      <w:r>
+        <w:rPr>
+          <w:rFonts w:ascii="Calibri" w:cs="Calibri" w:eastAsia="Calibri" w:hAnsi="Calibri"/>
+        </w:rPr>
+        <w:t xml:space="preserve">Document types and their default prefixes: Invoice (INV), Estimate (EST), Credit Note (CN), Customer Payment (PAY), Sales Receipt (SR), Bill (BILL), Purchase Order (PO), Vendor Credit (VC), Vendor Payment (VPAY), Expense (EXP), Bank Deposit (DEP), Transfer (TRF).</w:t>
+      </w:r>
+    </w:p>
+    <w:p>
+      <w:pPr>
+        <w:pStyle w:val="Heading3"/>
+        <w:spacing w:after="100" w:before="200"/>
+      </w:pPr>
+      <w:r>
+        <w:rPr>
+          <w:rFonts w:ascii="Calibri" w:cs="Calibri" w:eastAsia="Calibri" w:hAnsi="Calibri"/>
+          <w:b/>
+          <w:bCs/>
+        </w:rPr>
+        <w:t xml:space="preserve">Step-by-step</w:t>
+      </w:r>
+    </w:p>
+    <w:p>
+      <w:pPr>
+        <w:pStyle w:val="ListParagraph"/>
+        <w:numPr>
+          <w:ilvl w:val="0"/>
+          <w:numId w:val="2"/>
+        </w:numPr>
+        <w:spacing w:after="70"/>
+      </w:pPr>
+      <w:r>
+        <w:rPr>
+          <w:rFonts w:ascii="Calibri" w:cs="Calibri" w:eastAsia="Calibri" w:hAnsi="Calibri"/>
+        </w:rPr>
+        <w:t xml:space="preserve">Go to Accounting → Company Settings → Document Numbering.</w:t>
+      </w:r>
+    </w:p>
+    <w:p>
+      <w:pPr>
+        <w:pStyle w:val="ListParagraph"/>
+        <w:numPr>
+          <w:ilvl w:val="0"/>
+          <w:numId w:val="2"/>
+        </w:numPr>
+        <w:spacing w:after="70"/>
+      </w:pPr>
+      <w:r>
+        <w:rPr>
+          <w:rFonts w:ascii="Calibri" w:cs="Calibri" w:eastAsia="Calibri" w:hAnsi="Calibri"/>
+        </w:rPr>
+        <w:t xml:space="preserve">Enter a custom prefix for any document type you want to override, and save.</w:t>
+      </w:r>
+    </w:p>
+    <w:p>
+      <w:pPr>
+        <w:pStyle w:val="Heading3"/>
+        <w:spacing w:after="100" w:before="200"/>
+      </w:pPr>
+      <w:r>
+        <w:rPr>
+          <w:rFonts w:ascii="Calibri" w:cs="Calibri" w:eastAsia="Calibri" w:hAnsi="Calibri"/>
+          <w:b/>
+          <w:bCs/>
+        </w:rPr>
+        <w:t xml:space="preserve">Tips &amp; cautions</w:t>
+      </w:r>
+    </w:p>
+    <w:p>
+      <w:pPr>
+        <w:pStyle w:val="ListParagraph"/>
+        <w:numPr>
+          <w:ilvl w:val="0"/>
+          <w:numId w:val="1"/>
+        </w:numPr>
+        <w:spacing w:after="60"/>
+      </w:pPr>
+      <w:r>
+        <w:rPr>
+          <w:rFonts w:ascii="Calibri" w:cs="Calibri" w:eastAsia="Calibri" w:hAnsi="Calibri"/>
+        </w:rPr>
+        <w:t xml:space="preserve">Changing a prefix only affects documents created after the change — existing document numbers are never renumbered.</w:t>
+      </w:r>
+    </w:p>
+    <w:p>
+      <w:pPr>
+        <w:pStyle w:val="Heading2"/>
+        <w:spacing w:after="160" w:before="300"/>
+      </w:pPr>
+      <w:r>
+        <w:rPr>
+          <w:rFonts w:ascii="Calibri" w:cs="Calibri" w:eastAsia="Calibri" w:hAnsi="Calibri"/>
+          <w:b/>
+          <w:bCs/>
+          <w:color w:val="1F4E79"/>
+        </w:rPr>
+        <w:t xml:space="preserve">2.4 </w:t>
+      </w:r>
+      <w:r>
+        <w:rPr>
+          <w:rFonts w:ascii="Calibri" w:cs="Calibri" w:eastAsia="Calibri" w:hAnsi="Calibri"/>
+          <w:b/>
+          <w:bCs/>
+          <w:color w:val="1F4E79"/>
+        </w:rPr>
+        <w:t xml:space="preserve">Login History</w:t>
+      </w:r>
+    </w:p>
+    <w:p>
+      <w:pPr>
+        <w:spacing w:after="60"/>
+      </w:pPr>
+      <w:r>
+        <w:rPr>
+          <w:rFonts w:ascii="Calibri" w:cs="Calibri" w:eastAsia="Calibri" w:hAnsi="Calibri"/>
+          <w:b/>
+          <w:bCs/>
+          <w:color w:val="555555"/>
+        </w:rPr>
+        <w:t xml:space="preserve">Menu path: </w:t>
+      </w:r>
+      <w:r>
+        <w:rPr>
+          <w:rFonts w:ascii="Calibri" w:cs="Calibri" w:eastAsia="Calibri" w:hAnsi="Calibri"/>
+          <w:color w:val="555555"/>
+        </w:rPr>
+        <w:t xml:space="preserve">Security → Login History</w:t>
+      </w:r>
+    </w:p>
+    <w:p>
+      <w:pPr>
+        <w:spacing w:after="60"/>
+      </w:pPr>
+      <w:r>
+        <w:rPr>
+          <w:rFonts w:ascii="Calibri" w:cs="Calibri" w:eastAsia="Calibri" w:hAnsi="Calibri"/>
+          <w:b/>
+          <w:bCs/>
+          <w:color w:val="555555"/>
+        </w:rPr>
+        <w:t xml:space="preserve">Required permission: </w:t>
+      </w:r>
+      <w:r>
+        <w:rPr>
+          <w:rFonts w:ascii="Calibri" w:cs="Calibri" w:eastAsia="Calibri" w:hAnsi="Calibri"/>
+          <w:color w:val="555555"/>
+        </w:rPr>
+        <w:t xml:space="preserve">audit.view</w:t>
+      </w:r>
+    </w:p>
+    <w:p>
+      <w:pPr>
+        <w:spacing w:after="60"/>
+      </w:pPr>
+      <w:r>
+        <w:rPr>
+          <w:rFonts w:ascii="Calibri" w:cs="Calibri" w:eastAsia="Calibri" w:hAnsi="Calibri"/>
+          <w:b/>
+          <w:bCs/>
+          <w:color w:val="555555"/>
+        </w:rPr>
+        <w:t xml:space="preserve">Dependency (must exist first): </w:t>
+      </w:r>
+      <w:r>
+        <w:rPr>
+          <w:rFonts w:ascii="Calibri" w:cs="Calibri" w:eastAsia="Calibri" w:hAnsi="Calibri"/>
+          <w:color w:val="555555"/>
+        </w:rPr>
+        <w:t xml:space="preserve">Some login activity (sign-ins, sign-outs, failed or blocked attempts) must already exist.</w:t>
+      </w:r>
+    </w:p>
+    <w:p>
+      <w:pPr>
+        <w:spacing w:after="120"/>
+      </w:pPr>
+      <w:r>
+        <w:rPr>
+          <w:rFonts w:ascii="Calibri" w:cs="Calibri" w:eastAsia="Calibri" w:hAnsi="Calibri"/>
+          <w:b w:val="false"/>
+          <w:bCs w:val="false"/>
+          <w:i w:val="false"/>
+          <w:iCs w:val="false"/>
+        </w:rPr>
+        <w:t xml:space="preserve">Every sign-in, sign-out, and blocked or failed login attempt is logged here automatically, along with the requesting IP address and device — useful for spotting suspicious activity such as repeated failed logins from an unfamiliar location.</w:t>
+      </w:r>
+    </w:p>
+    <w:p>
+      <w:pPr>
+        <w:pStyle w:val="Heading3"/>
+        <w:spacing w:after="100" w:before="200"/>
+      </w:pPr>
+      <w:r>
+        <w:rPr>
+          <w:rFonts w:ascii="Calibri" w:cs="Calibri" w:eastAsia="Calibri" w:hAnsi="Calibri"/>
+          <w:b/>
+          <w:bCs/>
+        </w:rPr>
+        <w:t xml:space="preserve">Form fields</w:t>
+      </w:r>
+    </w:p>
+    <w:p>
+      <w:pPr>
+        <w:pStyle w:val="ListParagraph"/>
+        <w:numPr>
+          <w:ilvl w:val="0"/>
+          <w:numId w:val="1"/>
+        </w:numPr>
+        <w:spacing w:after="60"/>
+      </w:pPr>
+      <w:r>
+        <w:rPr>
+          <w:rFonts w:ascii="Calibri" w:cs="Calibri" w:eastAsia="Calibri" w:hAnsi="Calibri"/>
+        </w:rPr>
+        <w:t xml:space="preserve">When (timestamp)</w:t>
+      </w:r>
+    </w:p>
+    <w:p>
+      <w:pPr>
+        <w:pStyle w:val="ListParagraph"/>
+        <w:numPr>
+          <w:ilvl w:val="0"/>
+          <w:numId w:val="1"/>
+        </w:numPr>
+        <w:spacing w:after="60"/>
+      </w:pPr>
+      <w:r>
+        <w:rPr>
+          <w:rFonts w:ascii="Calibri" w:cs="Calibri" w:eastAsia="Calibri" w:hAnsi="Calibri"/>
+        </w:rPr>
+        <w:t xml:space="preserve">Event (Login / Logout / Failed attempt / Blocked, etc.)</w:t>
+      </w:r>
+    </w:p>
+    <w:p>
+      <w:pPr>
+        <w:pStyle w:val="ListParagraph"/>
+        <w:numPr>
+          <w:ilvl w:val="0"/>
+          <w:numId w:val="1"/>
+        </w:numPr>
+        <w:spacing w:after="60"/>
+      </w:pPr>
+      <w:r>
+        <w:rPr>
+          <w:rFonts w:ascii="Calibri" w:cs="Calibri" w:eastAsia="Calibri" w:hAnsi="Calibri"/>
+        </w:rPr>
+        <w:t xml:space="preserve">User</w:t>
+      </w:r>
+    </w:p>
+    <w:p>
+      <w:pPr>
+        <w:pStyle w:val="ListParagraph"/>
+        <w:numPr>
+          <w:ilvl w:val="0"/>
+          <w:numId w:val="1"/>
+        </w:numPr>
+        <w:spacing w:after="60"/>
+      </w:pPr>
+      <w:r>
+        <w:rPr>
+          <w:rFonts w:ascii="Calibri" w:cs="Calibri" w:eastAsia="Calibri" w:hAnsi="Calibri"/>
+        </w:rPr>
+        <w:t xml:space="preserve">IP Address</w:t>
+      </w:r>
+    </w:p>
+    <w:p>
+      <w:pPr>
+        <w:pStyle w:val="ListParagraph"/>
+        <w:numPr>
+          <w:ilvl w:val="0"/>
+          <w:numId w:val="1"/>
+        </w:numPr>
+        <w:spacing w:after="60"/>
+      </w:pPr>
+      <w:r>
+        <w:rPr>
+          <w:rFonts w:ascii="Calibri" w:cs="Calibri" w:eastAsia="Calibri" w:hAnsi="Calibri"/>
+        </w:rPr>
+        <w:t xml:space="preserve">Device</w:t>
+      </w:r>
+    </w:p>
+    <w:p>
+      <w:pPr>
+        <w:pStyle w:val="Heading3"/>
+        <w:spacing w:after="100" w:before="200"/>
+      </w:pPr>
+      <w:r>
+        <w:rPr>
+          <w:rFonts w:ascii="Calibri" w:cs="Calibri" w:eastAsia="Calibri" w:hAnsi="Calibri"/>
+          <w:b/>
+          <w:bCs/>
+        </w:rPr>
+        <w:t xml:space="preserve">Step-by-step</w:t>
+      </w:r>
+    </w:p>
+    <w:p>
+      <w:pPr>
+        <w:pStyle w:val="ListParagraph"/>
+        <w:numPr>
+          <w:ilvl w:val="0"/>
+          <w:numId w:val="2"/>
+        </w:numPr>
+        <w:spacing w:after="70"/>
+      </w:pPr>
+      <w:r>
+        <w:rPr>
+          <w:rFonts w:ascii="Calibri" w:cs="Calibri" w:eastAsia="Calibri" w:hAnsi="Calibri"/>
+        </w:rPr>
+        <w:t xml:space="preserve">Go to Security → Login History.</w:t>
+      </w:r>
+    </w:p>
+    <w:p>
+      <w:pPr>
+        <w:pStyle w:val="ListParagraph"/>
+        <w:numPr>
+          <w:ilvl w:val="0"/>
+          <w:numId w:val="2"/>
+        </w:numPr>
+        <w:spacing w:after="70"/>
+      </w:pPr>
+      <w:r>
+        <w:rPr>
+          <w:rFonts w:ascii="Calibri" w:cs="Calibri" w:eastAsia="Calibri" w:hAnsi="Calibri"/>
+        </w:rPr>
+        <w:t xml:space="preserve">Review recent entries, most recent first.</w:t>
+      </w:r>
+    </w:p>
+    <w:p>
+      <w:pPr>
+        <w:pStyle w:val="ListParagraph"/>
+        <w:numPr>
+          <w:ilvl w:val="0"/>
+          <w:numId w:val="2"/>
+        </w:numPr>
+        <w:spacing w:after="70"/>
+      </w:pPr>
+      <w:r>
+        <w:rPr>
+          <w:rFonts w:ascii="Calibri" w:cs="Calibri" w:eastAsia="Calibri" w:hAnsi="Calibri"/>
+        </w:rPr>
+        <w:t xml:space="preserve">Watch for repeated "Failed attempt" rows from an unfamiliar IP — combine with the Login Security lockout settings and the IP Whitelist (Section 2.3) to respond.</w:t>
       </w:r>
     </w:p>
     <w:p>
@@ -6866,6 +8177,342 @@
           <w:rFonts w:ascii="Calibri" w:cs="Calibri" w:eastAsia="Calibri" w:hAnsi="Calibri"/>
         </w:rPr>
         <w:t xml:space="preserve">If any invoice line has Deferred Revenue enabled, the related income is not recognized all at once — it is recognized gradually based on the specified months; this can be monitored from Sales → Deferred Revenue.</w:t>
+      </w:r>
+    </w:p>
+    <w:p>
+      <w:pPr>
+        <w:pStyle w:val="Heading2"/>
+        <w:spacing w:after="160" w:before="300"/>
+      </w:pPr>
+      <w:r>
+        <w:rPr>
+          <w:rFonts w:ascii="Calibri" w:cs="Calibri" w:eastAsia="Calibri" w:hAnsi="Calibri"/>
+          <w:b/>
+          <w:bCs/>
+          <w:color w:val="1F4E79"/>
+        </w:rPr>
+        <w:t xml:space="preserve">6.6 </w:t>
+      </w:r>
+      <w:r>
+        <w:rPr>
+          <w:rFonts w:ascii="Calibri" w:cs="Calibri" w:eastAsia="Calibri" w:hAnsi="Calibri"/>
+          <w:b/>
+          <w:bCs/>
+          <w:color w:val="1F4E79"/>
+        </w:rPr>
+        <w:t xml:space="preserve">Sales Receipts</w:t>
+      </w:r>
+    </w:p>
+    <w:p>
+      <w:pPr>
+        <w:spacing w:after="60"/>
+      </w:pPr>
+      <w:r>
+        <w:rPr>
+          <w:rFonts w:ascii="Calibri" w:cs="Calibri" w:eastAsia="Calibri" w:hAnsi="Calibri"/>
+          <w:b/>
+          <w:bCs/>
+          <w:color w:val="555555"/>
+        </w:rPr>
+        <w:t xml:space="preserve">Menu path: </w:t>
+      </w:r>
+      <w:r>
+        <w:rPr>
+          <w:rFonts w:ascii="Calibri" w:cs="Calibri" w:eastAsia="Calibri" w:hAnsi="Calibri"/>
+          <w:color w:val="555555"/>
+        </w:rPr>
+        <w:t xml:space="preserve">Sales → Sales Receipts</w:t>
+      </w:r>
+    </w:p>
+    <w:p>
+      <w:pPr>
+        <w:spacing w:after="60"/>
+      </w:pPr>
+      <w:r>
+        <w:rPr>
+          <w:rFonts w:ascii="Calibri" w:cs="Calibri" w:eastAsia="Calibri" w:hAnsi="Calibri"/>
+          <w:b/>
+          <w:bCs/>
+          <w:color w:val="555555"/>
+        </w:rPr>
+        <w:t xml:space="preserve">Required permission: </w:t>
+      </w:r>
+      <w:r>
+        <w:rPr>
+          <w:rFonts w:ascii="Calibri" w:cs="Calibri" w:eastAsia="Calibri" w:hAnsi="Calibri"/>
+          <w:color w:val="555555"/>
+        </w:rPr>
+        <w:t xml:space="preserve">invoices.view (view), invoices.manage (create)</w:t>
+      </w:r>
+    </w:p>
+    <w:p>
+      <w:pPr>
+        <w:spacing w:after="60"/>
+      </w:pPr>
+      <w:r>
+        <w:rPr>
+          <w:rFonts w:ascii="Calibri" w:cs="Calibri" w:eastAsia="Calibri" w:hAnsi="Calibri"/>
+          <w:b/>
+          <w:bCs/>
+          <w:color w:val="555555"/>
+        </w:rPr>
+        <w:t xml:space="preserve">Dependency (must exist first): </w:t>
+      </w:r>
+      <w:r>
+        <w:rPr>
+          <w:rFonts w:ascii="Calibri" w:cs="Calibri" w:eastAsia="Calibri" w:hAnsi="Calibri"/>
+          <w:color w:val="555555"/>
+        </w:rPr>
+        <w:t xml:space="preserve">Customers, Chart of Accounts (a Bank/Cash "Deposit To" account and an Income account), optionally Products and Tax Rates.</w:t>
+      </w:r>
+    </w:p>
+    <w:p>
+      <w:pPr>
+        <w:spacing w:after="120"/>
+      </w:pPr>
+      <w:r>
+        <w:rPr>
+          <w:rFonts w:ascii="Calibri" w:cs="Calibri" w:eastAsia="Calibri" w:hAnsi="Calibri"/>
+          <w:b w:val="false"/>
+          <w:bCs w:val="false"/>
+          <w:i w:val="false"/>
+          <w:iCs w:val="false"/>
+        </w:rPr>
+        <w:t xml:space="preserve">A Sales Receipt records an immediate cash sale — the sale and the payment happen in the same moment, e.g. an over-the-counter payment. Unlike an Invoice, it never sits as an open Accounts Receivable balance: there is no draft state, due date, or separate payment step. Saving it immediately posts the accounting entry (debit the deposit account, credit Income), and it cannot be edited or deleted afterward — use a Credit Note or a manual Journal entry if a correction is needed later.</w:t>
+      </w:r>
+    </w:p>
+    <w:p>
+      <w:pPr>
+        <w:pStyle w:val="Heading3"/>
+        <w:spacing w:after="100" w:before="200"/>
+      </w:pPr>
+      <w:r>
+        <w:rPr>
+          <w:rFonts w:ascii="Calibri" w:cs="Calibri" w:eastAsia="Calibri" w:hAnsi="Calibri"/>
+          <w:b/>
+          <w:bCs/>
+        </w:rPr>
+        <w:t xml:space="preserve">Form fields</w:t>
+      </w:r>
+    </w:p>
+    <w:p>
+      <w:pPr>
+        <w:pStyle w:val="ListParagraph"/>
+        <w:numPr>
+          <w:ilvl w:val="0"/>
+          <w:numId w:val="1"/>
+        </w:numPr>
+        <w:spacing w:after="60"/>
+      </w:pPr>
+      <w:r>
+        <w:rPr>
+          <w:rFonts w:ascii="Calibri" w:cs="Calibri" w:eastAsia="Calibri" w:hAnsi="Calibri"/>
+        </w:rPr>
+        <w:t xml:space="preserve">Customer (required)</w:t>
+      </w:r>
+    </w:p>
+    <w:p>
+      <w:pPr>
+        <w:pStyle w:val="ListParagraph"/>
+        <w:numPr>
+          <w:ilvl w:val="0"/>
+          <w:numId w:val="1"/>
+        </w:numPr>
+        <w:spacing w:after="60"/>
+      </w:pPr>
+      <w:r>
+        <w:rPr>
+          <w:rFonts w:ascii="Calibri" w:cs="Calibri" w:eastAsia="Calibri" w:hAnsi="Calibri"/>
+        </w:rPr>
+        <w:t xml:space="preserve">Deposit To — the Bank/Cash account receiving the money (required)</w:t>
+      </w:r>
+    </w:p>
+    <w:p>
+      <w:pPr>
+        <w:pStyle w:val="ListParagraph"/>
+        <w:numPr>
+          <w:ilvl w:val="0"/>
+          <w:numId w:val="1"/>
+        </w:numPr>
+        <w:spacing w:after="60"/>
+      </w:pPr>
+      <w:r>
+        <w:rPr>
+          <w:rFonts w:ascii="Calibri" w:cs="Calibri" w:eastAsia="Calibri" w:hAnsi="Calibri"/>
+        </w:rPr>
+        <w:t xml:space="preserve">Receipt Date (required)</w:t>
+      </w:r>
+    </w:p>
+    <w:p>
+      <w:pPr>
+        <w:pStyle w:val="ListParagraph"/>
+        <w:numPr>
+          <w:ilvl w:val="0"/>
+          <w:numId w:val="1"/>
+        </w:numPr>
+        <w:spacing w:after="60"/>
+      </w:pPr>
+      <w:r>
+        <w:rPr>
+          <w:rFonts w:ascii="Calibri" w:cs="Calibri" w:eastAsia="Calibri" w:hAnsi="Calibri"/>
+        </w:rPr>
+        <w:t xml:space="preserve">"Prices include tax" checkbox (optional)</w:t>
+      </w:r>
+    </w:p>
+    <w:p>
+      <w:pPr>
+        <w:pStyle w:val="ListParagraph"/>
+        <w:numPr>
+          <w:ilvl w:val="0"/>
+          <w:numId w:val="1"/>
+        </w:numPr>
+        <w:spacing w:after="60"/>
+      </w:pPr>
+      <w:r>
+        <w:rPr>
+          <w:rFonts w:ascii="Calibri" w:cs="Calibri" w:eastAsia="Calibri" w:hAnsi="Calibri"/>
+        </w:rPr>
+        <w:t xml:space="preserve">Line-item table: Product (optional), Income Account, Description, Quantity, Unit Price, Discount, Tax / Tax 2</w:t>
+      </w:r>
+    </w:p>
+    <w:p>
+      <w:pPr>
+        <w:pStyle w:val="ListParagraph"/>
+        <w:numPr>
+          <w:ilvl w:val="0"/>
+          <w:numId w:val="1"/>
+        </w:numPr>
+        <w:spacing w:after="60"/>
+      </w:pPr>
+      <w:r>
+        <w:rPr>
+          <w:rFonts w:ascii="Calibri" w:cs="Calibri" w:eastAsia="Calibri" w:hAnsi="Calibri"/>
+        </w:rPr>
+        <w:t xml:space="preserve">Notes (optional)</w:t>
+      </w:r>
+    </w:p>
+    <w:p>
+      <w:pPr>
+        <w:pStyle w:val="Heading3"/>
+        <w:spacing w:after="100" w:before="200"/>
+      </w:pPr>
+      <w:r>
+        <w:rPr>
+          <w:rFonts w:ascii="Calibri" w:cs="Calibri" w:eastAsia="Calibri" w:hAnsi="Calibri"/>
+          <w:b/>
+          <w:bCs/>
+        </w:rPr>
+        <w:t xml:space="preserve">Step-by-step</w:t>
+      </w:r>
+    </w:p>
+    <w:p>
+      <w:pPr>
+        <w:pStyle w:val="ListParagraph"/>
+        <w:numPr>
+          <w:ilvl w:val="0"/>
+          <w:numId w:val="2"/>
+        </w:numPr>
+        <w:spacing w:after="70"/>
+      </w:pPr>
+      <w:r>
+        <w:rPr>
+          <w:rFonts w:ascii="Calibri" w:cs="Calibri" w:eastAsia="Calibri" w:hAnsi="Calibri"/>
+        </w:rPr>
+        <w:t xml:space="preserve">Go to Sales → Sales Receipts and click "Add".</w:t>
+      </w:r>
+    </w:p>
+    <w:p>
+      <w:pPr>
+        <w:pStyle w:val="ListParagraph"/>
+        <w:numPr>
+          <w:ilvl w:val="0"/>
+          <w:numId w:val="2"/>
+        </w:numPr>
+        <w:spacing w:after="70"/>
+      </w:pPr>
+      <w:r>
+        <w:rPr>
+          <w:rFonts w:ascii="Calibri" w:cs="Calibri" w:eastAsia="Calibri" w:hAnsi="Calibri"/>
+        </w:rPr>
+        <w:t xml:space="preserve">Choose the customer and the Deposit To account.</w:t>
+      </w:r>
+    </w:p>
+    <w:p>
+      <w:pPr>
+        <w:pStyle w:val="ListParagraph"/>
+        <w:numPr>
+          <w:ilvl w:val="0"/>
+          <w:numId w:val="2"/>
+        </w:numPr>
+        <w:spacing w:after="70"/>
+      </w:pPr>
+      <w:r>
+        <w:rPr>
+          <w:rFonts w:ascii="Calibri" w:cs="Calibri" w:eastAsia="Calibri" w:hAnsi="Calibri"/>
+        </w:rPr>
+        <w:t xml:space="preserve">Add products/services to the line-item table, adjusting quantity, price, discount, and tax as needed.</w:t>
+      </w:r>
+    </w:p>
+    <w:p>
+      <w:pPr>
+        <w:pStyle w:val="ListParagraph"/>
+        <w:numPr>
+          <w:ilvl w:val="0"/>
+          <w:numId w:val="2"/>
+        </w:numPr>
+        <w:spacing w:after="70"/>
+      </w:pPr>
+      <w:r>
+        <w:rPr>
+          <w:rFonts w:ascii="Calibri" w:cs="Calibri" w:eastAsia="Calibri" w:hAnsi="Calibri"/>
+        </w:rPr>
+        <w:t xml:space="preserve">Save — the receipt is recorded and posted immediately; a PDF can be downloaded from its detail page.</w:t>
+      </w:r>
+    </w:p>
+    <w:p>
+      <w:pPr>
+        <w:pStyle w:val="Heading3"/>
+        <w:spacing w:after="100" w:before="200"/>
+      </w:pPr>
+      <w:r>
+        <w:rPr>
+          <w:rFonts w:ascii="Calibri" w:cs="Calibri" w:eastAsia="Calibri" w:hAnsi="Calibri"/>
+          <w:b/>
+          <w:bCs/>
+        </w:rPr>
+        <w:t xml:space="preserve">Tips &amp; cautions</w:t>
+      </w:r>
+    </w:p>
+    <w:p>
+      <w:pPr>
+        <w:pStyle w:val="ListParagraph"/>
+        <w:numPr>
+          <w:ilvl w:val="0"/>
+          <w:numId w:val="1"/>
+        </w:numPr>
+        <w:spacing w:after="60"/>
+      </w:pPr>
+      <w:r>
+        <w:rPr>
+          <w:rFonts w:ascii="Calibri" w:cs="Calibri" w:eastAsia="Calibri" w:hAnsi="Calibri"/>
+        </w:rPr>
+        <w:t xml:space="preserve">Use a Sales Receipt for cash-and-carry sales where payment is immediate; use an Invoice followed by Receive Payment when the customer will pay later.</w:t>
+      </w:r>
+    </w:p>
+    <w:p>
+      <w:pPr>
+        <w:pStyle w:val="ListParagraph"/>
+        <w:numPr>
+          <w:ilvl w:val="0"/>
+          <w:numId w:val="1"/>
+        </w:numPr>
+        <w:spacing w:after="60"/>
+      </w:pPr>
+      <w:r>
+        <w:rPr>
+          <w:rFonts w:ascii="Calibri" w:cs="Calibri" w:eastAsia="Calibri" w:hAnsi="Calibri"/>
+        </w:rPr>
+        <w:t xml:space="preserve">Because there is no draft or edit step, double-check the line items before saving.</w:t>
       </w:r>
     </w:p>
     <w:p>
@@ -13270,6 +14917,42 @@
           </w:p>
         </w:tc>
       </w:tr>
+      <w:tr>
+        <w:tc>
+          <w:tcPr>
+            <w:tcW w:type="dxa" w:w="2800"/>
+            <w:shd w:fill="F4F7FB" w:val="clear"/>
+          </w:tcPr>
+          <w:p>
+            <w:r>
+              <w:rPr>
+                <w:rFonts w:ascii="Calibri" w:cs="Calibri" w:eastAsia="Calibri" w:hAnsi="Calibri"/>
+                <w:b/>
+                <w:bCs/>
+                <w:sz w:val="20"/>
+                <w:szCs w:val="20"/>
+              </w:rPr>
+              <w:t xml:space="preserve">Sales Receipt</w:t>
+            </w:r>
+          </w:p>
+        </w:tc>
+        <w:tc>
+          <w:tcPr>
+            <w:tcW w:type="dxa" w:w="6700"/>
+            <w:shd w:fill="F4F7FB" w:val="clear"/>
+          </w:tcPr>
+          <w:p>
+            <w:r>
+              <w:rPr>
+                <w:rFonts w:ascii="Calibri" w:cs="Calibri" w:eastAsia="Calibri" w:hAnsi="Calibri"/>
+                <w:sz w:val="20"/>
+                <w:szCs w:val="20"/>
+              </w:rPr>
+              <w:t xml:space="preserve">An immediate cash sale that posts instantly with no open Accounts Receivable balance, unlike an Invoice.</w:t>
+            </w:r>
+          </w:p>
+        </w:tc>
+      </w:tr>
     </w:tbl>
     <w:p>
       <w:pPr>
@@ -13684,6 +15367,114 @@
           </w:p>
         </w:tc>
       </w:tr>
+      <w:tr>
+        <w:tc>
+          <w:tcPr>
+            <w:tcW w:type="dxa" w:w="3800"/>
+            <w:shd w:fill="FFFFFF" w:val="clear"/>
+          </w:tcPr>
+          <w:p>
+            <w:r>
+              <w:rPr>
+                <w:rFonts w:ascii="Calibri" w:cs="Calibri" w:eastAsia="Calibri" w:hAnsi="Calibri"/>
+                <w:b/>
+                <w:bCs/>
+                <w:sz w:val="20"/>
+                <w:szCs w:val="20"/>
+              </w:rPr>
+              <w:t xml:space="preserve">I can’t sign in — the system says my account is locked.</w:t>
+            </w:r>
+          </w:p>
+        </w:tc>
+        <w:tc>
+          <w:tcPr>
+            <w:tcW w:type="dxa" w:w="5700"/>
+            <w:shd w:fill="FFFFFF" w:val="clear"/>
+          </w:tcPr>
+          <w:p>
+            <w:r>
+              <w:rPr>
+                <w:rFonts w:ascii="Calibri" w:cs="Calibri" w:eastAsia="Calibri" w:hAnsi="Calibri"/>
+                <w:sz w:val="20"/>
+                <w:szCs w:val="20"/>
+              </w:rPr>
+              <w:t xml:space="preserve">Too many wrong password attempts in a row trigger a temporary lockout (the threshold and duration are set at Accounting → Company Settings → Login Security). Wait it out, or ask an administrator to click "Unlock Now" on your user from Security → Users.</w:t>
+            </w:r>
+          </w:p>
+        </w:tc>
+      </w:tr>
+      <w:tr>
+        <w:tc>
+          <w:tcPr>
+            <w:tcW w:type="dxa" w:w="3800"/>
+            <w:shd w:fill="FFFFFF" w:val="clear"/>
+          </w:tcPr>
+          <w:p>
+            <w:r>
+              <w:rPr>
+                <w:rFonts w:ascii="Calibri" w:cs="Calibri" w:eastAsia="Calibri" w:hAnsi="Calibri"/>
+                <w:b/>
+                <w:bCs/>
+                <w:sz w:val="20"/>
+                <w:szCs w:val="20"/>
+              </w:rPr>
+              <w:t xml:space="preserve">I can’t sign in from a particular network, even with the correct password.</w:t>
+            </w:r>
+          </w:p>
+        </w:tc>
+        <w:tc>
+          <w:tcPr>
+            <w:tcW w:type="dxa" w:w="5700"/>
+            <w:shd w:fill="FFFFFF" w:val="clear"/>
+          </w:tcPr>
+          <w:p>
+            <w:r>
+              <w:rPr>
+                <w:rFonts w:ascii="Calibri" w:cs="Calibri" w:eastAsia="Calibri" w:hAnsi="Calibri"/>
+                <w:sz w:val="20"/>
+                <w:szCs w:val="20"/>
+              </w:rPr>
+              <w:t xml:space="preserve">Check whether IP Whitelisting is enabled at Accounting → Company Settings → IP Whitelist — if so, only the listed IP addresses may sign in. An administrator needs to add your current IP there.</w:t>
+            </w:r>
+          </w:p>
+        </w:tc>
+      </w:tr>
+      <w:tr>
+        <w:tc>
+          <w:tcPr>
+            <w:tcW w:type="dxa" w:w="3800"/>
+            <w:shd w:fill="FFFFFF" w:val="clear"/>
+          </w:tcPr>
+          <w:p>
+            <w:r>
+              <w:rPr>
+                <w:rFonts w:ascii="Calibri" w:cs="Calibri" w:eastAsia="Calibri" w:hAnsi="Calibri"/>
+                <w:b/>
+                <w:bCs/>
+                <w:sz w:val="20"/>
+                <w:szCs w:val="20"/>
+              </w:rPr>
+              <w:t xml:space="preserve">What’s the difference between a Sales Receipt and an Invoice?</w:t>
+            </w:r>
+          </w:p>
+        </w:tc>
+        <w:tc>
+          <w:tcPr>
+            <w:tcW w:type="dxa" w:w="5700"/>
+            <w:shd w:fill="FFFFFF" w:val="clear"/>
+          </w:tcPr>
+          <w:p>
+            <w:r>
+              <w:rPr>
+                <w:rFonts w:ascii="Calibri" w:cs="Calibri" w:eastAsia="Calibri" w:hAnsi="Calibri"/>
+                <w:sz w:val="20"/>
+                <w:szCs w:val="20"/>
+              </w:rPr>
+              <w:t xml:space="preserve">A Sales Receipt is for money received immediately, with no open balance. An Invoice is for a sale where payment is expected later; it stays on the customer’s balance until a Payment is recorded against it.</w:t>
+            </w:r>
+          </w:p>
+        </w:tc>
+      </w:tr>
     </w:tbl>
     <w:sectPr>
       <w:headerReference w:type="default" r:id="rId7"/>
